--- a/rapports/16_02_2026/EL_MOUSTAPHA/coh_EQ27_sup_121202010010.docx
+++ b/rapports/16_02_2026/EL_MOUSTAPHA/coh_EQ27_sup_121202010010.docx
@@ -25,7 +25,7 @@
         <w:br/>
         <w:t>Grappe: 121202010010</w:t>
         <w:br/>
-        <w:t>Date: 16/02/2026 a 12:40</w:t>
+        <w:t>Date: 16/02/2026 a 12:58</w:t>
       </w:r>
     </w:p>
     <w:p/>

--- a/rapports/16_02_2026/EL_MOUSTAPHA/coh_EQ27_sup_121202010010.docx
+++ b/rapports/16_02_2026/EL_MOUSTAPHA/coh_EQ27_sup_121202010010.docx
@@ -25,7 +25,7 @@
         <w:br/>
         <w:t>Grappe: 121202010010</w:t>
         <w:br/>
-        <w:t>Date: 16/02/2026 a 12:58</w:t>
+        <w:t>Date: 16/02/2026 a 13:05</w:t>
       </w:r>
     </w:p>
     <w:p/>
@@ -898,7 +898,7 @@
         <w:rPr>
           <w:sz w:val="20"/>
         </w:rPr>
-        <w:t>- Attention ! Le prix unitaire d'achat (37.5 Fcfa) de Cube alimentaire (Maggi, Jumbo, ) en Cube (Petit) est relativement élevé par rapport aux autres prix observés dans cette zone. Prière de corriger ou de confirmer avec le QG. Avertissement!!! Le ménage a consommé 10 Paquet Petit de Thé en sachet, cette quantité semble anormale pour une consommation des 7 derniers jours.Prière de corriger ou de confirmer avec le QG. Avertissement!! le prix unitaire (100 Fcfa) de Thé en sachet (unité: Paquet) de taille Petit est très faible ou élevé. Prière de corriger ou de confirmer avec le QG. Incohérence!! Dans ce ménage, chaque individus consomme par jour 68.90429 Kg  de cereale; Prière de revoir les quantités prises de ces produits. Incohérence!! Dans ce ménage, chaque individus consomme par jour 68.90429 Kg  de cereale; Prière de revoir les quantités prises de ces produits. Le prix d'achat unitaire (200 Fcfa) de Mil en Kg de taille  taille unique  est très faible, prière de regarder les reponses prises dans les questions s07bq07a s07bq07b s07bq07c s07bq08 pour mieux corriger.</w:t>
+        <w:t>- Attention ! Le prix unitaire d'achat (100 Fcfa) de Sel en Sachets (Petit) est relativement élevé par rapport aux autres prix observés dans cette zone. Prière de corriger ou de confirmer avec le QG. Attention ! Le prix unitaire d'achat (37.5 Fcfa) de Cube alimentaire (Maggi, Jumbo, ) en Cube (Petit) est relativement élevé par rapport aux autres prix observés dans cette zone. Prière de corriger ou de confirmer avec le QG. Attention ! Le prix unitaire d'achat (400 Fcfa) de Pâte d'arachide en Sachets (Petit) est relativement élevé par rapport aux autres prix observés dans cette zone. Prière de corriger ou de confirmer avec le QG. Avertissement!!! Le ménage a consommé 10 Paquet Petit de Thé en sachet, cette quantité semble anormale pour une consommation des 7 derniers jours.Prière de corriger ou de confirmer avec le QG. Avertissement!! le prix unitaire (100 Fcfa) de Thé en sachet (unité: Paquet) de taille Petit est très faible ou élevé. Prière de corriger ou de confirmer avec le QG. Incohérence!! Dans ce ménage, chaque individus consomme par jour 129.3981 Kg  de cereale; Prière de revoir les quantités prises de ces produits. Incohérence!! Dans ce ménage, chaque individus consomme par jour 129.3981 Kg  de cereale; Prière de revoir les quantités prises de ces produits. Le prix d'achat unitaire (200 Fcfa) de Mil en Kg de taille  taille unique  est très faible, prière de regarder les reponses prises dans les questions s07bq07a s07bq07b s07bq07c s07bq08 pour mieux corriger.</w:t>
       </w:r>
     </w:p>
     <w:p>
@@ -1524,7 +1524,7 @@
         <w:rPr>
           <w:sz w:val="20"/>
         </w:rPr>
-        <w:t>- Attention ! Le prix unitaire d'achat (25 Fcfa) de Poivre en Sachets (Petit) est relativement faible par rapport aux autres prix observés dans cette zone. Prière de corriger ou de confirmer avec le QG. Avertissement!!! Le ménage a consommé 15 Paquet Petit de Thé en sachet, cette quantité semble anormale pour une consommation des 7 derniers jours.Prière de corriger ou de confirmer avec le QG. Avertissement!! le prix unitaire (100 Fcfa) de Thé en sachet (unité: Paquet) de taille Petit est très faible ou élevé. Prière de corriger ou de confirmer avec le QG. Avertissement!!! Le ménage a consommé 8 Tas Moyen de Mâchoiron séchée (Kon), cette quantité semble anormale pour une consommation des 7 derniers jours.Prière de corriger ou de confirmer avec le QG. Difficile de consommer le Sel en Boite (Autre que la boite/pot de tomate) Grand prière de verifier. Incohérence!! Dans ce ménage, chaque individus consomme par jour 1.11039 Kg  de cereale; Prière de revoir les quantités prises de ces produits. Incohérence!! Dans ce ménage, chaque individus consomme par jour 1.11039 Kg  de cereale; Prière de revoir les quantités prises de ces produits. Le prix d'achat unitaire (150 Fcfa) de Maïs en grain en Kg de taille  taille unique  est très faible, prière de regarder les reponses prises dans les questions s07bq07a s07bq07b s07bq07c s07bq08 pour mieux corriger. Incohérence!! Dans ce ménage, chaque individus consomme par jour 1.11039 Kg  de cereale; Prière de revoir les quantités prises de ces produits. Le prix d'achat unitaire (200 Fcfa) de Mil en Kg de taille  taille unique  est très faible, prière de regarder les reponses prises dans les questions s07bq07a s07bq07b s07bq07c s07bq08 pour mieux corriger.</w:t>
+        <w:t>- Attention ! Le prix unitaire d'achat (25 Fcfa) de Poivre en Sachets (Petit) est relativement faible par rapport aux autres prix observés dans cette zone. Prière de corriger ou de confirmer avec le QG. Attention ! Soupçons de quantité anormale! Le ménage de AMATH WILLane avec une taille de 11 personnes a consommé 13 Sachets en Petit de Poivre qui est relativement élevé comme consommation par rapport à la condition de vie des autres ménages de même taille dans cette zone. Prière de corriger ou de confirmer avec le QG. Attention ! Le prix unitaire d'achat (600 Fcfa) de Capitaine frais en Kg (taille unique) est relativement faible par rapport aux autres prix observés dans cette zone. Prière de corriger ou de confirmer avec le QG. Avertissement!!! Le ménage a consommé 15 Paquet Petit de Thé en sachet, cette quantité semble anormale pour une consommation des 7 derniers jours.Prière de corriger ou de confirmer avec le QG. Avertissement!! le prix unitaire (100 Fcfa) de Thé en sachet (unité: Paquet) de taille Petit est très faible ou élevé. Prière de corriger ou de confirmer avec le QG. Avertissement!!! Le ménage a consommé 8 Tas Moyen de Mâchoiron séchée (Kon), cette quantité semble anormale pour une consommation des 7 derniers jours.Prière de corriger ou de confirmer avec le QG. Difficile de consommer le Sel en Boite (Autre que la boite/pot de tomate) Grand prière de verifier. Incohérence!! Dans ce ménage, chaque individus consomme par jour 1.11039 Kg  de cereale; Prière de revoir les quantités prises de ces produits. Incohérence!! Dans ce ménage, chaque individus consomme par jour 1.11039 Kg  de cereale; Prière de revoir les quantités prises de ces produits. Le prix d'achat unitaire (150 Fcfa) de Maïs en grain en Kg de taille  taille unique  est très faible, prière de regarder les reponses prises dans les questions s07bq07a s07bq07b s07bq07c s07bq08 pour mieux corriger. Incohérence!! Dans ce ménage, chaque individus consomme par jour 1.11039 Kg  de cereale; Prière de revoir les quantités prises de ces produits. Le prix d'achat unitaire (200 Fcfa) de Mil en Kg de taille  taille unique  est très faible, prière de regarder les reponses prises dans les questions s07bq07a s07bq07b s07bq07c s07bq08 pour mieux corriger.</w:t>
       </w:r>
     </w:p>
     <w:p>
@@ -1721,7 +1721,7 @@
         </w:rPr>
         <w:t xml:space="preserve">- Le ménage a mis en location Houe/daba/hilaire à d’autres ménages au cours des 12 derniers mois mais qu'il a reçu 0 FCFA, prière de fournir d'effort pour estimer la valeur reçue après location. Le ménage a mis en location Houe/daba/hilaire à d’autres ménages au cours des 12 derniers mois et a reçu (0 FCFA) qui semble élevé ou faible, prière de corriger ou confirmer auprès du QG. </w:t>
         <w:br/>
-        <w:t>- Le ménage a mis en location Machette à d’autres ménages au cours des 12 derniers mois mais qu'il a reçu 0 FCFA, prière de fournir d'effort pour estimer la valeur reçue après location. Le ménage a mis en location Machette à d’autres ménages au cours des 12 derniers mois et a reçu (0 FCFA) qui semble élevé ou faible, prière de corriger ou confirmer auprès du QG. Attention ! Machette a été revendu à 2500 Fcfa qui est relativement élevé par rapport aux autres prix de revente observés dans cette zone. Prière de corriger ou de confirmer avec le QG.</w:t>
+        <w:t>- Le ménage a mis en location Machette à d’autres ménages au cours des 12 derniers mois mais qu'il a reçu 0 FCFA, prière de fournir d'effort pour estimer la valeur reçue après location. Le ménage a mis en location Machette à d’autres ménages au cours des 12 derniers mois et a reçu (0 FCFA) qui semble élevé ou faible, prière de corriger ou confirmer auprès du QG.</w:t>
       </w:r>
     </w:p>
     <w:p>
@@ -2151,7 +2151,7 @@
         <w:rPr>
           <w:sz w:val="20"/>
         </w:rPr>
-        <w:t>- Attention ! Le prix unitaire d'achat (100 Fcfa) de Ail en Sachets (Petit) est relativement élevé par rapport aux autres prix observés dans cette zone. Prière de corriger ou de confirmer avec le QG. Avertissement!! La quantité (5 litre) du produit Huile de soja  consommée  par le ménage semble très élevé, prière de corriger ou confirmer avec le QG. Avertissement!!! Le ménage a consommé 16 Paquet Moyen de Thé en sachet, cette quantité semble anormale pour une consommation des 7 derniers jours.Prière de corriger ou de confirmer avec le QG. Avertissement!! le prix unitaire (100 Fcfa) de Thé en sachet (unité: Paquet) de taille Moyen est très faible ou élevé. Prière de corriger ou de confirmer avec le QG. Incohérence!! Dans ce ménage, chaque individus consomme par jour 37.70833 Kg  de cereale; Prière de revoir les quantités prises de ces produits. Incohérence!! Dans ce ménage, chaque individus consomme par jour 37.70833 Kg  de cereale; Prière de revoir les quantités prises de ces produits. Le prix d'achat unitaire (.5 Fcfa) de Poireau en Sachets de taille Petit  est invraisemblable, prière de regarder les reponses prises dans les questions s07bq07a s07bq07b s07bq07c s07bq08 pour mieux corriger.</w:t>
+        <w:t>- Attention ! Le prix unitaire d'achat (100 Fcfa) de Ail en Sachets (Petit) est relativement élevé par rapport aux autres prix observés dans cette zone. Prière de corriger ou de confirmer avec le QG. Avertissement!! La quantité (5 litre) du produit Huile de soja  consommée  par le ménage semble très élevé, prière de corriger ou confirmer avec le QG. Attention ! Soupçons de quantité anormale! Le ménage de YOUSSOUPHA NDAO avec une taille de 6 personnes a consommé 5 Litre en taille unique de Huile de soja  qui est relativement élevé comme consommation par rapport à la condition de vie des autres ménages de même taille dans cette zone. Prière de corriger ou de confirmer avec le QG. Avertissement!!! Le ménage a consommé 16 Paquet Moyen de Thé en sachet, cette quantité semble anormale pour une consommation des 7 derniers jours.Prière de corriger ou de confirmer avec le QG. Avertissement!! le prix unitaire (100 Fcfa) de Thé en sachet (unité: Paquet) de taille Moyen est très faible ou élevé. Prière de corriger ou de confirmer avec le QG. Incohérence!! Dans ce ménage, chaque individus consomme par jour 63.81548 Kg  de cereale; Prière de revoir les quantités prises de ces produits. Incohérence!! Dans ce ménage, chaque individus consomme par jour 63.81548 Kg  de cereale; Prière de revoir les quantités prises de ces produits. Le prix d'achat unitaire (.5 Fcfa) de Poireau en Sachets de taille Petit  est invraisemblable, prière de regarder les reponses prises dans les questions s07bq07a s07bq07b s07bq07c s07bq08 pour mieux corriger.</w:t>
       </w:r>
     </w:p>
     <w:p>
@@ -2235,7 +2235,9 @@
         <w:rPr>
           <w:sz w:val="20"/>
         </w:rPr>
-        <w:t>- Attention ! Hache/pioche a été revendu à 6000 Fcfa qui est relativement élevé par rapport aux autres prix de revente observés dans cette zone. Prière de corriger ou de confirmer avec le QG.</w:t>
+        <w:t xml:space="preserve">- Attention ! Hache/pioche a été revendu à 6000 Fcfa qui est relativement élevé par rapport aux autres prix de revente observés dans cette zone. Prière de corriger ou de confirmer avec le QG. </w:t>
+        <w:br/>
+        <w:t>- Attention ! Houe/daba/hilaire a été revendu à 3000 Fcfa qui est relativement élevé par rapport aux autres prix de revente observés dans cette zone. Prière de corriger ou de confirmer avec le QG.</w:t>
       </w:r>
     </w:p>
     <w:p>
@@ -2731,7 +2733,7 @@
         <w:rPr>
           <w:sz w:val="20"/>
         </w:rPr>
-        <w:t>- Attention ! Le prix unitaire d'achat (50 Fcfa) de Niébé/Haricots secs en Sachets (Petit) est relativement faible par rapport aux autres prix observés dans cette zone. Prière de corriger ou de confirmer avec le QG. Avertissement!! La quantité (5 litre) du produit Huile de soja  consommée  par le ménage semble très élevé, prière de corriger ou confirmer avec le QG. Avertissement!!! Le ménage a consommé 16 Paquet Petit de Thé en sachet, cette quantité semble anormale pour une consommation des 7 derniers jours.Prière de corriger ou de confirmer avec le QG. Avertissement!! le prix unitaire (50 Fcfa) de Thé en sachet (unité: Paquet) de taille Petit est très faible ou élevé. Prière de corriger ou de confirmer avec le QG. Attention ! Le prix unitaire d'achat (50 Fcfa) de Thé en sachet en Paquet (Petit) est relativement faible par rapport aux autres prix observés dans cette zone. Prière de corriger ou de confirmer avec le QG. Incohérence!! Dans ce ménage, chaque individus consomme par jour 22.46515 Kg  de cereale; Prière de revoir les quantités prises de ces produits. Incohérence!! Dans ce ménage, chaque individus consomme par jour 22.46515 Kg  de cereale; Prière de revoir les quantités prises de ces produits. Le prix d'achat unitaire (1 Fcfa) de Aubergine sauvage  en Tas de taille Petit  est invraisemblable, prière de regarder les reponses prises dans les questions s07bq07a s07bq07b s07bq07c s07bq08 pour mieux corriger. Attention ! Le prix unitaire d'achat (1 Fcfa) de Aubergine sauvage  en Tas (Petit) est relativement faible par rapport aux autres prix observés dans cette zone. Prière de corriger ou de confirmer avec le QG. Le prix d'achat unitaire (1 Fcfa) de Carotte en Tas de taille Petit  est invraisemblable, prière de regarder les reponses prises dans les questions s07bq07a s07bq07b s07bq07c s07bq08 pour mieux corriger. Attention ! Le prix unitaire d'achat (1 Fcfa) de Carotte en Tas (Petit) est relativement faible par rapport aux autres prix observés dans cette zone. Prière de corriger ou de confirmer avec le QG.</w:t>
+        <w:t>- Attention ! Le prix unitaire d'achat (150 Fcfa) de Courgette en Tas (Petit) est relativement élevé par rapport aux autres prix observés dans cette zone. Prière de corriger ou de confirmer avec le QG. Attention ! Soupçons de quantité anormale! Le ménage de CHEIKH NDAO avec une taille de 10 personnes a consommé 16 Sachets en Moyen de Lait en poudre qui est relativement élevé comme consommation par rapport à la condition de vie des autres ménages de même taille dans cette zone. Prière de corriger ou de confirmer avec le QG. Attention ! Soupçons de quantité anormale! Le ménage de CHEIKH NDAO avec une taille de 10 personnes a consommé 5 Sachets en Petit de Niébé/Haricots secs qui est relativement élevé comme consommation par rapport à la condition de vie des autres ménages de même taille dans cette zone. Prière de corriger ou de confirmer avec le QG. Avertissement!! La quantité (5 litre) du produit Huile de soja  consommée  par le ménage semble très élevé, prière de corriger ou confirmer avec le QG. Avertissement!!! Le ménage a consommé 16 Paquet Petit de Thé en sachet, cette quantité semble anormale pour une consommation des 7 derniers jours.Prière de corriger ou de confirmer avec le QG. Avertissement!! le prix unitaire (50 Fcfa) de Thé en sachet (unité: Paquet) de taille Petit est très faible ou élevé. Prière de corriger ou de confirmer avec le QG. Attention ! Le prix unitaire d'achat (50 Fcfa) de Thé en sachet en Paquet (Petit) est relativement faible par rapport aux autres prix observés dans cette zone. Prière de corriger ou de confirmer avec le QG. Incohérence!! Dans ce ménage, chaque individus consomme par jour 39.71314 Kg  de cereale; Prière de revoir les quantités prises de ces produits. Incohérence!! Dans ce ménage, chaque individus consomme par jour 39.71314 Kg  de cereale; Prière de revoir les quantités prises de ces produits. Le prix d'achat unitaire (1 Fcfa) de Aubergine sauvage  en Tas de taille Petit  est invraisemblable, prière de regarder les reponses prises dans les questions s07bq07a s07bq07b s07bq07c s07bq08 pour mieux corriger. Attention ! Le prix unitaire d'achat (1 Fcfa) de Aubergine sauvage  en Tas (Petit) est relativement faible par rapport aux autres prix observés dans cette zone. Prière de corriger ou de confirmer avec le QG. Le prix d'achat unitaire (1 Fcfa) de Carotte en Tas de taille Petit  est invraisemblable, prière de regarder les reponses prises dans les questions s07bq07a s07bq07b s07bq07c s07bq08 pour mieux corriger. Attention ! Le prix unitaire d'achat (1 Fcfa) de Carotte en Tas (Petit) est relativement faible par rapport aux autres prix observés dans cette zone. Prière de corriger ou de confirmer avec le QG.</w:t>
       </w:r>
     </w:p>
     <w:p>
@@ -2836,7 +2838,7 @@
         <w:rPr>
           <w:sz w:val="20"/>
         </w:rPr>
-        <w:t xml:space="preserve">- Attention ! Faucheuse a été revendu à 3500 Fcfa qui est relativement élevé par rapport aux autres prix de revente observés dans cette zone. Prière de corriger ou de confirmer avec le QG. </w:t>
+        <w:t xml:space="preserve">- Attention ! Faucheuse a été achété à 3500 Fcfa est relativement élevé par rapport aux autres prix d'achat observés dans cette zone. Prière de corriger ou de confirmer avec le QG. Attention ! Faucheuse a été revendu à 3500 Fcfa qui est relativement élevé par rapport aux autres prix de revente observés dans cette zone. Prière de corriger ou de confirmer avec le QG. </w:t>
         <w:br/>
         <w:t xml:space="preserve">- Attention ! Herse a été revendu à 2500 Fcfa qui est relativement élevé par rapport aux autres prix de revente observés dans cette zone. Prière de corriger ou de confirmer avec le QG. </w:t>
         <w:br/>
@@ -3338,6 +3340,27 @@
           <w:sz w:val="20"/>
         </w:rPr>
         <w:t>- Le moyen que le ménage utilise pour se débarrasser des excréments hors de la concession est pas de vidange pour l’instant et semble exister dans les modalités, prière de prendre attache avec le QG pour plus d'explication afin de la classer bien.</w:t>
+      </w:r>
+    </w:p>
+    <w:p>
+      <w:r>
+        <w:rPr>
+          <w:b/>
+          <w:color w:val="4672C4"/>
+          <w:sz w:val="22"/>
+        </w:rPr>
+        <w:t>&gt;&gt; Section12 - Actifs du menage</w:t>
+      </w:r>
+    </w:p>
+    <w:p>
+      <w:pPr>
+        <w:ind w:left="283"/>
+      </w:pPr>
+      <w:r>
+        <w:rPr>
+          <w:sz w:val="20"/>
+        </w:rPr>
+        <w:t>- Attention ! Bonbonne de gaz a été achété à 15000 Fcfa est relativement élevé par rapport aux autres prix d'achat observés dans cette zone. Prière de corriger ou de confirmer avec le QG.</w:t>
       </w:r>
     </w:p>
     <w:p>
@@ -3894,7 +3917,7 @@
         <w:rPr>
           <w:sz w:val="20"/>
         </w:rPr>
-        <w:t>- Avertissement!!! Le ménage a consommé 21 Paquet Petit de Thé en sachet, cette quantité semble anormale pour une consommation des 7 derniers jours.Prière de corriger ou de confirmer avec le QG. Le prix d'achat unitaire (1 Fcfa) de Thé en sachet en Paquet de taille Petit  est invraisemblable, prière de regarder les reponses prises dans les questions s07bq07a s07bq07b s07bq07c s07bq08 pour mieux corriger. Avertissement!! le prix unitaire (1 Fcfa) de Thé en sachet (unité: Paquet) de taille Petit est très faible ou élevé. Prière de corriger ou de confirmer avec le QG. Attention ! Le prix unitaire d'achat (1 Fcfa) de Thé en sachet en Paquet (Petit) est relativement faible par rapport aux autres prix observés dans cette zone. Prière de corriger ou de confirmer avec le QG. Avertissement!!!Le ménage a consommé 100 Verre ( à thé) de taille unique de Vinaigre de vin  ce qui semble incoherent pour une consommation aucours des 7 derniers jours, prière de verifier et corriger. Avertissement!!! Le ménage a consommé 100 Verre ( à thé) taille unique de Vinaigre de vin, cette quantité semble anormale pour une consommation des 7 derniers jours.Prière de corriger ou de confirmer avec le QG. Incohérence!! Dans ce ménage, chaque individus consomme par jour 24.26743 Kg  de cereale; Prière de revoir les quantités prises de ces produits. Incohérence!! Dans ce ménage, chaque individus consomme par jour 24.26743 Kg  de cereale; Prière de revoir les quantités prises de ces produits. Le prix d'achat unitaire (225 Fcfa) de Mil en Kg de taille  taille unique  est très faible, prière de regarder les reponses prises dans les questions s07bq07a s07bq07b s07bq07c s07bq08 pour mieux corriger.</w:t>
+        <w:t>- Attention ! Le prix unitaire d'achat (720 Fcfa) de Capitaine frais en Kg (taille unique) est relativement faible par rapport aux autres prix observés dans cette zone. Prière de corriger ou de confirmer avec le QG. Avertissement!!! Le ménage a consommé 21 Paquet Petit de Thé en sachet, cette quantité semble anormale pour une consommation des 7 derniers jours.Prière de corriger ou de confirmer avec le QG. Le prix d'achat unitaire (1 Fcfa) de Thé en sachet en Paquet de taille Petit  est invraisemblable, prière de regarder les reponses prises dans les questions s07bq07a s07bq07b s07bq07c s07bq08 pour mieux corriger. Avertissement!! le prix unitaire (1 Fcfa) de Thé en sachet (unité: Paquet) de taille Petit est très faible ou élevé. Prière de corriger ou de confirmer avec le QG. Attention ! Le prix unitaire d'achat (1 Fcfa) de Thé en sachet en Paquet (Petit) est relativement faible par rapport aux autres prix observés dans cette zone. Prière de corriger ou de confirmer avec le QG. Avertissement!!!Le ménage a consommé 100 Verre ( à thé) de taille unique de Vinaigre de vin  ce qui semble incoherent pour une consommation aucours des 7 derniers jours, prière de verifier et corriger. Avertissement!!! Le ménage a consommé 100 Verre ( à thé) taille unique de Vinaigre de vin, cette quantité semble anormale pour une consommation des 7 derniers jours.Prière de corriger ou de confirmer avec le QG. Incohérence!! Dans ce ménage, chaque individus consomme par jour 39.358 Kg  de cereale; Prière de revoir les quantités prises de ces produits. Incohérence!! Dans ce ménage, chaque individus consomme par jour 39.358 Kg  de cereale; Prière de revoir les quantités prises de ces produits. Le prix d'achat unitaire (225 Fcfa) de Mil en Kg de taille  taille unique  est très faible, prière de regarder les reponses prises dans les questions s07bq07a s07bq07b s07bq07c s07bq08 pour mieux corriger. Attention ! Le prix unitaire d'achat (225 Fcfa) de Mil en Kg (taille unique) est relativement élevé par rapport aux autres prix observés dans cette zone. Prière de corriger ou de confirmer avec le QG.</w:t>
       </w:r>
     </w:p>
     <w:p>
@@ -4022,9 +4045,13 @@
         <w:rPr>
           <w:sz w:val="20"/>
         </w:rPr>
+        <w:t xml:space="preserve">- Attention ! Faucheuse a été achété à 1500 Fcfa est relativement élevé par rapport aux autres prix d'achat observés dans cette zone. Prière de corriger ou de confirmer avec le QG. </w:t>
+        <w:br/>
         <w:t xml:space="preserve">- Attention ! Hache/pioche a été revendu à 6000 Fcfa qui est relativement élevé par rapport aux autres prix de revente observés dans cette zone. Prière de corriger ou de confirmer avec le QG. </w:t>
         <w:br/>
-        <w:t>- Attention ! Herse a été revendu à 2500 Fcfa qui est relativement élevé par rapport aux autres prix de revente observés dans cette zone. Prière de corriger ou de confirmer avec le QG.</w:t>
+        <w:t xml:space="preserve">- Attention ! Herse a été revendu à 2500 Fcfa qui est relativement élevé par rapport aux autres prix de revente observés dans cette zone. Prière de corriger ou de confirmer avec le QG. </w:t>
+        <w:br/>
+        <w:t>- Attention ! Houe/daba/hilaire a été revendu à 2500 Fcfa qui est relativement élevé par rapport aux autres prix de revente observés dans cette zone. Prière de corriger ou de confirmer avec le QG.</w:t>
       </w:r>
     </w:p>
     <w:p>
@@ -4477,7 +4504,7 @@
         <w:rPr>
           <w:sz w:val="20"/>
         </w:rPr>
-        <w:t>- Attention ! Le prix unitaire d'achat (100 Fcfa) de Ail en Sachets (Petit) est relativement élevé par rapport aux autres prix observés dans cette zone. Prière de corriger ou de confirmer avec le QG. Attention ! Le prix unitaire d'achat (200 Fcfa) de Carpe séchée en Pièce (Petit) est relativement élevé par rapport aux autres prix observés dans cette zone. Prière de corriger ou de confirmer avec le QG. Avertissement!! La quantité (20 litre) du produit Huile de soja  consommée  par le ménage semble très élevé, prière de corriger ou confirmer avec le QG. Attention ! Soupçons de quantité anormale! Le ménage de MANDAO NDAO avec une taille de 6 personnes a consommé 20 Litre en taille unique de Huile de soja  qui est relativement élevé comme consommation par rapport à la condition de vie des autres ménages de même taille dans cette zone. Prière de corriger ou de confirmer avec le QG. Avertissement!!! Le ménage a consommé 8 Paquet Petit de Thé en sachet, cette quantité semble anormale pour une consommation des 7 derniers jours.Prière de corriger ou de confirmer avec le QG. Avertissement!! le prix unitaire (100 Fcfa) de Thé en sachet (unité: Paquet) de taille Petit est très faible ou élevé. Prière de corriger ou de confirmer avec le QG. Avertissement!!!Le ménage a consommé 50 Kg de taille unique de Riz local fumé (malo-woussou)  ce qui semble incoherent pour une consommation aucours des 7 derniers jours, prière de verifier et corriger. Incohérence!! Dans ce ménage, chaque individus consomme par jour 44.1219 Kg  de cereale; Prière de revoir les quantités prises de ces produits. Difficile de consommer le Sel en Sac (5 Kg) taille unique prière de verifier. Incohérence!! Dans ce ménage, chaque individus consomme par jour 44.1219 Kg  de cereale; Prière de revoir les quantités prises de ces produits. Incohérence!! Dans ce ménage, chaque individus consomme par jour 44.1219 Kg  de cereale; Prière de revoir les quantités prises de ces produits. Le prix d'achat unitaire (100 Fcfa) de Capitaine frais en Kg de taille  taille unique  est très faible, prière de regarder les reponses prises dans les questions s07bq07a s07bq07b s07bq07c s07bq08 pour mieux corriger. Attention ! Le prix unitaire d'achat (100 Fcfa) de Capitaine frais en Kg (taille unique) est relativement faible par rapport aux autres prix observés dans cette zone. Prière de corriger ou de confirmer avec le QG.</w:t>
+        <w:t>- Attention ! Le prix unitaire d'achat (100 Fcfa) de Ail en Sachets (Petit) est relativement élevé par rapport aux autres prix observés dans cette zone. Prière de corriger ou de confirmer avec le QG. Attention ! Le prix unitaire d'achat (200 Fcfa) de Carpe séchée en Pièce (Petit) est relativement élevé par rapport aux autres prix observés dans cette zone. Prière de corriger ou de confirmer avec le QG. Attention ! Le prix unitaire d'achat (50 Fcfa) de Choux en Tas (Petit) est relativement faible par rapport aux autres prix observés dans cette zone. Prière de corriger ou de confirmer avec le QG. Avertissement!! La quantité (20 litre) du produit Huile de soja  consommée  par le ménage semble très élevé, prière de corriger ou confirmer avec le QG. Attention ! Soupçons de quantité anormale! Le ménage de MANDAO NDAO avec une taille de 6 personnes a consommé 20 Litre en taille unique de Huile de soja  qui est relativement élevé comme consommation par rapport à la condition de vie des autres ménages de même taille dans cette zone. Prière de corriger ou de confirmer avec le QG. Avertissement!!! Le ménage a consommé 8 Paquet Petit de Thé en sachet, cette quantité semble anormale pour une consommation des 7 derniers jours.Prière de corriger ou de confirmer avec le QG. Avertissement!! le prix unitaire (100 Fcfa) de Thé en sachet (unité: Paquet) de taille Petit est très faible ou élevé. Prière de corriger ou de confirmer avec le QG. Avertissement!!!Le ménage a consommé 50 Kg de taille unique de Riz local fumé (malo-woussou)  ce qui semble incoherent pour une consommation aucours des 7 derniers jours, prière de verifier et corriger. Incohérence!! Dans ce ménage, chaque individus consomme par jour 76.33024 Kg  de cereale; Prière de revoir les quantités prises de ces produits. Difficile de consommer le Sel en Sac (5 Kg) taille unique prière de verifier. Incohérence!! Dans ce ménage, chaque individus consomme par jour 76.33024 Kg  de cereale; Prière de revoir les quantités prises de ces produits. Incohérence!! Dans ce ménage, chaque individus consomme par jour 76.33024 Kg  de cereale; Prière de revoir les quantités prises de ces produits. Le prix d'achat unitaire (100 Fcfa) de Capitaine frais en Kg de taille  taille unique  est très faible, prière de regarder les reponses prises dans les questions s07bq07a s07bq07b s07bq07c s07bq08 pour mieux corriger. Attention ! Le prix unitaire d'achat (100 Fcfa) de Capitaine frais en Kg (taille unique) est relativement faible par rapport aux autres prix observés dans cette zone. Prière de corriger ou de confirmer avec le QG.</w:t>
       </w:r>
     </w:p>
     <w:p>
@@ -4651,7 +4678,9 @@
         <w:rPr>
           <w:sz w:val="20"/>
         </w:rPr>
-        <w:t xml:space="preserve">- Attention ! Faucheuse a été revendu à 3500 Fcfa qui est relativement élevé par rapport aux autres prix de revente observés dans cette zone. Prière de corriger ou de confirmer avec le QG. </w:t>
+        <w:t xml:space="preserve">- Attention ! Faucheuse a été achété à 3500 Fcfa est relativement élevé par rapport aux autres prix d'achat observés dans cette zone. Prière de corriger ou de confirmer avec le QG. Attention ! Faucheuse a été revendu à 3500 Fcfa qui est relativement élevé par rapport aux autres prix de revente observés dans cette zone. Prière de corriger ou de confirmer avec le QG. </w:t>
+        <w:br/>
+        <w:t xml:space="preserve">- Attention ! Hache/pioche a été revendu à 4000 Fcfa qui est relativement élevé par rapport aux autres prix de revente observés dans cette zone. Prière de corriger ou de confirmer avec le QG. </w:t>
         <w:br/>
         <w:t>- Attention ! Houe/daba/hilaire a été revendu à 4000 Fcfa qui est relativement élevé par rapport aux autres prix de revente observés dans cette zone. Prière de corriger ou de confirmer avec le QG.</w:t>
       </w:r>
@@ -5097,7 +5126,7 @@
         <w:rPr>
           <w:sz w:val="20"/>
         </w:rPr>
-        <w:t>- Attention ! Le prix unitaire d'achat (100 Fcfa) de Arôme (Maggi, Jumbo, etc.) en Sachets industriel (Petit) est relativement élevé par rapport aux autres prix observés dans cette zone. Prière de corriger ou de confirmer avec le QG. Attention ! Le prix unitaire d'achat (100 Fcfa) de Piment séché en Sachets (Petit) est relativement élevé par rapport aux autres prix observés dans cette zone. Prière de corriger ou de confirmer avec le QG. Attention ! Le prix unitaire d'achat (100 Fcfa) de Poivre en Sachets (Petit) est relativement élevé par rapport aux autres prix observés dans cette zone. Prière de corriger ou de confirmer avec le QG. Attention ! Le prix unitaire d'achat (100 Fcfa) de Soumbala (moutarde africaine) en Sachets (Petit) est relativement élevé par rapport aux autres prix observés dans cette zone. Prière de corriger ou de confirmer avec le QG. Attention ! Le prix unitaire d'achat (200 Fcfa) de Manioc en tubercules en Morceau (Portion) (Moyen) est relativement élevé par rapport aux autres prix observés dans cette zone. Prière de corriger ou de confirmer avec le QG. Avertissement!!! Le ménage a consommé 7 Paquet Petit de Thé en sachet, cette quantité semble anormale pour une consommation des 7 derniers jours.Prière de corriger ou de confirmer avec le QG. Avertissement!! le prix unitaire (100 Fcfa) de Thé en sachet (unité: Paquet) de taille Petit est très faible ou élevé. Prière de corriger ou de confirmer avec le QG. Incohérence!! Dans ce ménage, chaque individus consomme par jour 39.93367 Kg  de cereale; Prière de revoir les quantités prises de ces produits. Incohérence!! Dans ce ménage, chaque individus consomme par jour 39.93367 Kg  de cereale; Prière de revoir les quantités prises de ces produits. Le prix d'achat unitaire (100 Fcfa) de Mil en Kg de taille  taille unique  est très faible, prière de regarder les reponses prises dans les questions s07bq07a s07bq07b s07bq07c s07bq08 pour mieux corriger.</w:t>
+        <w:t>- Attention ! Le prix unitaire d'achat (100 Fcfa) de Arôme (Maggi, Jumbo, etc.) en Sachets industriel (Petit) est relativement élevé par rapport aux autres prix observés dans cette zone. Prière de corriger ou de confirmer avec le QG. Attention ! Le prix unitaire d'achat (100 Fcfa) de Poivre en Sachets (Petit) est relativement élevé par rapport aux autres prix observés dans cette zone. Prière de corriger ou de confirmer avec le QG. Attention ! Le prix unitaire d'achat (100 Fcfa) de Soumbala (moutarde africaine) en Sachets (Petit) est relativement élevé par rapport aux autres prix observés dans cette zone. Prière de corriger ou de confirmer avec le QG. Attention ! Le prix unitaire d'achat (200 Fcfa) de Manioc en tubercules en Morceau (Portion) (Moyen) est relativement élevé par rapport aux autres prix observés dans cette zone. Prière de corriger ou de confirmer avec le QG. Attention ! Le prix unitaire d'achat (25 Fcfa) de Sel en Sachets (Petit) est relativement faible par rapport aux autres prix observés dans cette zone. Prière de corriger ou de confirmer avec le QG. Avertissement!!! Le ménage a consommé 7 Paquet Petit de Thé en sachet, cette quantité semble anormale pour une consommation des 7 derniers jours.Prière de corriger ou de confirmer avec le QG. Avertissement!! le prix unitaire (100 Fcfa) de Thé en sachet (unité: Paquet) de taille Petit est très faible ou élevé. Prière de corriger ou de confirmer avec le QG. Incohérence!! Dans ce ménage, chaque individus consomme par jour 64.46429 Kg  de cereale; Prière de revoir les quantités prises de ces produits. Incohérence!! Dans ce ménage, chaque individus consomme par jour 64.46429 Kg  de cereale; Prière de revoir les quantités prises de ces produits. Le prix d'achat unitaire (100 Fcfa) de Mil en Kg de taille  taille unique  est très faible, prière de regarder les reponses prises dans les questions s07bq07a s07bq07b s07bq07c s07bq08 pour mieux corriger. Attention ! Le prix unitaire d'achat (100 Fcfa) de Mil en Kg (taille unique) est relativement faible par rapport aux autres prix observés dans cette zone. Prière de corriger ou de confirmer avec le QG.</w:t>
       </w:r>
     </w:p>
     <w:p>
@@ -5662,7 +5691,7 @@
         <w:rPr>
           <w:sz w:val="20"/>
         </w:rPr>
-        <w:t>- Attention ! Le prix unitaire d'achat (18500 Fcfa) de Riz importé parfumé en Sac (50 Kg) (taille unique) est relativement élevé par rapport aux autres prix observés dans cette zone. Prière de corriger ou de confirmer avec le QG. Avertissement!! La quantité (4.25 litre) du produit Huile d'arachide raffinée consommée  par le ménage semble très élevé, prière de corriger ou confirmer avec le QG. Avertissement!!! Le ménage a consommé 10 Pièce Petit de Caramel, bonbons, confiseries, etc., cette quantité semble anormale pour une consommation des 7 derniers jours.Prière de corriger ou de confirmer avec le QG. Avertissement!!! Le ménage a consommé 11 Morceau (Portion) Moyen de Carpe séchée, cette quantité semble anormale pour une consommation des 7 derniers jours.Prière de corriger ou de confirmer avec le QG. Avertissement!!! Le ménage a consommé 15 Paquet Petit de Thé en sachet, cette quantité semble anormale pour une consommation des 7 derniers jours.Prière de corriger ou de confirmer avec le QG. Avertissement!! le prix unitaire (150 Fcfa) de Thé en sachet (unité: Paquet) de taille Petit est très faible ou élevé. Prière de corriger ou de confirmer avec le QG. Avertissement!!! Le ménage a consommé 8 Tas Moyen de Mâchoiron séchée (Kon), cette quantité semble anormale pour une consommation des 7 derniers jours.Prière de corriger ou de confirmer avec le QG. Avertissement!!!Le ménage a consommé 100 Sachets de Petit de Piment frais  ce qui semble incoherent pour une consommation aucours des 7 derniers jours, prière de verifier et corriger. Avertissement!!! Le ménage a consommé 100 Sachets Petit de Piment frais, cette quantité semble anormale pour une consommation des 7 derniers jours.Prière de corriger ou de confirmer avec le QG. Le prix d'achat unitaire (150 Fcfa) de Sel en Kg de taille  taille unique  est très faible, prière de regarder les reponses prises dans les questions s07bq07a s07bq07b s07bq07c s07bq08 pour mieux corriger. Difficile de consommer le Sel en Kg taille unique prière de verifier.</w:t>
+        <w:t>- Attention ! Le prix unitaire d'achat (150 Fcfa) de Concentré de tomate en Sachets industriel (Petit) est relativement élevé par rapport aux autres prix observés dans cette zone. Prière de corriger ou de confirmer avec le QG. Attention ! Le prix unitaire d'achat (18500 Fcfa) de Riz importé parfumé en Sac (50 Kg) (taille unique) est relativement élevé par rapport aux autres prix observés dans cette zone. Prière de corriger ou de confirmer avec le QG. Attention ! Le prix unitaire d'achat (37.5 Fcfa) de Cube alimentaire (Maggi, Jumbo, ) en Pièce (Petit) est relativement élevé par rapport aux autres prix observés dans cette zone. Prière de corriger ou de confirmer avec le QG. Attention ! Le prix unitaire d'achat (500 Fcfa) de Beurre en Sachets (Moyen) est relativement élevé par rapport aux autres prix observés dans cette zone. Prière de corriger ou de confirmer avec le QG. Attention ! Le prix unitaire d'achat (600 Fcfa) de Capitaine frais en Kg (taille unique) est relativement faible par rapport aux autres prix observés dans cette zone. Prière de corriger ou de confirmer avec le QG. Avertissement!! La quantité (4.25 litre) du produit Huile d'arachide raffinée consommée  par le ménage semble très élevé, prière de corriger ou confirmer avec le QG. Avertissement!!! Le ménage a consommé 10 Pièce Petit de Caramel, bonbons, confiseries, etc., cette quantité semble anormale pour une consommation des 7 derniers jours.Prière de corriger ou de confirmer avec le QG. Avertissement!!! Le ménage a consommé 11 Morceau (Portion) Moyen de Carpe séchée, cette quantité semble anormale pour une consommation des 7 derniers jours.Prière de corriger ou de confirmer avec le QG. Avertissement!!! Le ménage a consommé 15 Paquet Petit de Thé en sachet, cette quantité semble anormale pour une consommation des 7 derniers jours.Prière de corriger ou de confirmer avec le QG. Avertissement!! le prix unitaire (150 Fcfa) de Thé en sachet (unité: Paquet) de taille Petit est très faible ou élevé. Prière de corriger ou de confirmer avec le QG. Attention ! Le prix unitaire d'achat (150 Fcfa) de Thé en sachet en Paquet (Petit) est relativement élevé par rapport aux autres prix observés dans cette zone. Prière de corriger ou de confirmer avec le QG. Avertissement!!! Le ménage a consommé 8 Tas Moyen de Mâchoiron séchée (Kon), cette quantité semble anormale pour une consommation des 7 derniers jours.Prière de corriger ou de confirmer avec le QG. Avertissement!!!Le ménage a consommé 100 Sachets de Petit de Piment frais  ce qui semble incoherent pour une consommation aucours des 7 derniers jours, prière de verifier et corriger. Avertissement!!! Le ménage a consommé 100 Sachets Petit de Piment frais, cette quantité semble anormale pour une consommation des 7 derniers jours.Prière de corriger ou de confirmer avec le QG. Le prix d'achat unitaire (150 Fcfa) de Sel en Kg de taille  taille unique  est très faible, prière de regarder les reponses prises dans les questions s07bq07a s07bq07b s07bq07c s07bq08 pour mieux corriger. Difficile de consommer le Sel en Kg taille unique prière de verifier.</w:t>
       </w:r>
     </w:p>
     <w:p>
@@ -5821,8 +5850,6 @@
         <w:rPr>
           <w:sz w:val="20"/>
         </w:rPr>
-        <w:t xml:space="preserve">- Attention ! Machette a été revendu à 3000 Fcfa qui est relativement élevé par rapport aux autres prix de revente observés dans cette zone. Prière de corriger ou de confirmer avec le QG. </w:t>
-        <w:br/>
         <w:t xml:space="preserve">- Avertissement!! Le prix d'achat (350000 FCFA) de Animaux de labour est inférieur aux prix de revente (450000 FCFA), prière de verifier et corriger ou confirmer l'information avec le QG. Le ménage a mis en location Animaux de labour à d’autres ménages au cours des 12 derniers mois mais qu'il a reçu 0 FCFA, prière de fournir d'effort pour estimer la valeur reçue après location. Le ménage a mis en location Animaux de labour à d’autres ménages au cours des 12 derniers mois et a reçu (0 FCFA) qui semble élevé ou faible, prière de corriger ou confirmer auprès du QG. </w:t>
         <w:br/>
         <w:t>- Incohérence!! Le prix de revente de Houe asine dans cette section 19 ne doit pas être égal 0 même si le ménage l'a reçu en cadeau prière de leurs aider à faire une estimation.</w:t>
@@ -6834,7 +6861,7 @@
         <w:rPr>
           <w:sz w:val="20"/>
         </w:rPr>
-        <w:t>- Attention ! Le prix unitaire d'achat (18500 Fcfa) de Riz importé parfumé en Sac (50 Kg) (taille unique) est relativement élevé par rapport aux autres prix observés dans cette zone. Prière de corriger ou de confirmer avec le QG. Attention ! Le prix unitaire d'achat (300 Fcfa) de Feuilles de patate en Sachets (Moyen) est relativement élevé par rapport aux autres prix observés dans cette zone. Prière de corriger ou de confirmer avec le QG. Attention ! Le prix unitaire d'achat (50 Fcfa) de Patate douce en Morceau (Portion) (Moyen) est relativement faible par rapport aux autres prix observés dans cette zone. Prière de corriger ou de confirmer avec le QG. Avertissement!!! Le ménage a consommé 14 Paquet Petit de Thé en sachet, cette quantité semble anormale pour une consommation des 7 derniers jours.Prière de corriger ou de confirmer avec le QG. Avertissement!! le prix unitaire (100 Fcfa) de Thé en sachet (unité: Paquet) de taille Petit est très faible ou élevé. Prière de corriger ou de confirmer avec le QG. Avertissement!!! Le ménage a consommé 8 Tas Petit de Mâchoiron séchée (Kon), cette quantité semble anormale pour une consommation des 7 derniers jours.Prière de corriger ou de confirmer avec le QG. Le prix d'achat unitaire (150 Fcfa) de Sel en Kg de taille  taille unique  est très faible, prière de regarder les reponses prises dans les questions s07bq07a s07bq07b s07bq07c s07bq08 pour mieux corriger. Difficile de consommer le Sel en Kg taille unique prière de verifier.</w:t>
+        <w:t>- Attention ! Le prix unitaire d'achat (18500 Fcfa) de Riz importé parfumé en Sac (50 Kg) (taille unique) est relativement élevé par rapport aux autres prix observés dans cette zone. Prière de corriger ou de confirmer avec le QG. Attention ! Le prix unitaire d'achat (300 Fcfa) de Feuilles de patate en Sachets (Moyen) est relativement élevé par rapport aux autres prix observés dans cette zone. Prière de corriger ou de confirmer avec le QG. Attention ! Le prix unitaire d'achat (37.5 Fcfa) de Cube alimentaire (Maggi, Jumbo, ) en Pièce (Petit) est relativement élevé par rapport aux autres prix observés dans cette zone. Prière de corriger ou de confirmer avec le QG. Attention ! Le prix unitaire d'achat (50 Fcfa) de Patate douce en Morceau (Portion) (Moyen) est relativement faible par rapport aux autres prix observés dans cette zone. Prière de corriger ou de confirmer avec le QG. Attention ! Le prix unitaire d'achat (600 Fcfa) de Capitaine frais en Kg (taille unique) est relativement faible par rapport aux autres prix observés dans cette zone. Prière de corriger ou de confirmer avec le QG. Avertissement!!! Le ménage a consommé 14 Paquet Petit de Thé en sachet, cette quantité semble anormale pour une consommation des 7 derniers jours.Prière de corriger ou de confirmer avec le QG. Avertissement!! le prix unitaire (100 Fcfa) de Thé en sachet (unité: Paquet) de taille Petit est très faible ou élevé. Prière de corriger ou de confirmer avec le QG. Avertissement!!! Le ménage a consommé 8 Tas Petit de Mâchoiron séchée (Kon), cette quantité semble anormale pour une consommation des 7 derniers jours.Prière de corriger ou de confirmer avec le QG. Attention ! Le prix unitaire d'achat (150 Fcfa) de Mâchoiron séchée (Kon) en Tas (Petit) est relativement élevé par rapport aux autres prix observés dans cette zone. Prière de corriger ou de confirmer avec le QG. Le prix d'achat unitaire (150 Fcfa) de Sel en Kg de taille  taille unique  est très faible, prière de regarder les reponses prises dans les questions s07bq07a s07bq07b s07bq07c s07bq08 pour mieux corriger. Difficile de consommer le Sel en Kg taille unique prière de verifier.</w:t>
       </w:r>
     </w:p>
     <w:p>
@@ -7506,7 +7533,7 @@
         <w:rPr>
           <w:sz w:val="20"/>
         </w:rPr>
-        <w:t>- Attention ! Le prix unitaire d'achat (100 Fcfa) de Mâchoiron séchée (Kon) en Tas (Petit) est relativement faible par rapport aux autres prix observés dans cette zone. Prière de corriger ou de confirmer avec le QG. Avertissement!!! Le ménage a consommé 10 Paquet Petit de Thé en sachet, cette quantité semble anormale pour une consommation des 7 derniers jours.Prière de corriger ou de confirmer avec le QG. Avertissement!! le prix unitaire (100 Fcfa) de Thé en sachet (unité: Paquet) de taille Petit est très faible ou élevé. Prière de corriger ou de confirmer avec le QG. Incohérence!! Dans ce ménage, chaque individus consomme par jour 19.44571 Kg  de cereale; Prière de revoir les quantités prises de ces produits. Incohérence!! Dans ce ménage, chaque individus consomme par jour 19.44571 Kg  de cereale; Prière de revoir les quantités prises de ces produits. Le prix d'achat unitaire (200 Fcfa) de Mil en Kg de taille  taille unique  est très faible, prière de regarder les reponses prises dans les questions s07bq07a s07bq07b s07bq07c s07bq08 pour mieux corriger.</w:t>
+        <w:t>- Attention ! Le prix unitaire d'achat (100 Fcfa) de Sel en Sachets (Petit) est relativement élevé par rapport aux autres prix observés dans cette zone. Prière de corriger ou de confirmer avec le QG. Attention ! Le prix unitaire d'achat (600 Fcfa) de Orange  en Sachets (Petit) est relativement élevé par rapport aux autres prix observés dans cette zone. Prière de corriger ou de confirmer avec le QG. Avertissement!!! Le ménage a consommé 10 Paquet Petit de Thé en sachet, cette quantité semble anormale pour une consommation des 7 derniers jours.Prière de corriger ou de confirmer avec le QG. Avertissement!! le prix unitaire (100 Fcfa) de Thé en sachet (unité: Paquet) de taille Petit est très faible ou élevé. Prière de corriger ou de confirmer avec le QG. Incohérence!! Dans ce ménage, chaque individus consomme par jour 34.64779 Kg  de cereale; Prière de revoir les quantités prises de ces produits. Incohérence!! Dans ce ménage, chaque individus consomme par jour 34.64779 Kg  de cereale; Prière de revoir les quantités prises de ces produits. Le prix d'achat unitaire (200 Fcfa) de Mil en Kg de taille  taille unique  est très faible, prière de regarder les reponses prises dans les questions s07bq07a s07bq07b s07bq07c s07bq08 pour mieux corriger.</w:t>
       </w:r>
     </w:p>
     <w:p>
